--- a/week-5/Stage_2_SmartCare_v02_Requirements_Template.docx
+++ b/week-5/Stage_2_SmartCare_v02_Requirements_Template.docx
@@ -21,7 +21,16 @@
     </w:p>
     <w:p>
       <w:r>
-        <w:t>The current process SmartCare relies on are spreadsheets and paper records to help manage their patient and appointment information. These paper processes are causing problems such as double-bookings, difficulty locating patient information, inconsistent appointment status and limitations on appointment history. To solve this problem, the clinic requires a small and maintainable system to improve the management of patients, practitioners and appointments.</w:t>
+        <w:t xml:space="preserve">The current process SmartCare relies on are spreadsheets and paper records to help manage their patient and appointment information. These paper processes are causing problems such as double-bookings, difficulty locating patient information, inconsistent appointment status and limitations on appointment history. To solve this problem, the clinic requires a small and maintainable system to improve the management of </w:t>
+      </w:r>
+      <w:r>
+        <w:rPr>
+          <w:highlight w:val="yellow"/>
+        </w:rPr>
+        <w:t>patients, practitioners and appointments</w:t>
+      </w:r>
+      <w:r>
+        <w:t>.</w:t>
       </w:r>
     </w:p>
     <w:tbl>
@@ -772,7 +781,10 @@
           </w:tcPr>
           <w:p>
             <w:r>
-              <w:t>Need their appointments to be accurately recorded and their appointment status always up to date</w:t>
+              <w:t xml:space="preserve">Need their appointments to be accurately recorded and their appointment status always up to </w:t>
+            </w:r>
+            <w:r>
+              <w:t>date</w:t>
             </w:r>
           </w:p>
         </w:tc>
@@ -782,7 +794,16 @@
           </w:tcPr>
           <w:p>
             <w:r>
-              <w:t>The clinic has duplicate bookings and inconsistent appointment status information</w:t>
+              <w:t xml:space="preserve">The clinic has duplicate bookings and inconsistent </w:t>
+            </w:r>
+            <w:r>
+              <w:rPr>
+                <w:highlight w:val="yellow"/>
+              </w:rPr>
+              <w:t>appointment status</w:t>
+            </w:r>
+            <w:r>
+              <w:t xml:space="preserve"> information</w:t>
             </w:r>
           </w:p>
         </w:tc>
@@ -804,7 +825,13 @@
           </w:tcPr>
           <w:p>
             <w:r>
-              <w:t>Need to view their availability and access relevant patient information</w:t>
+              <w:t xml:space="preserve">Need to view their availability and access relevant </w:t>
+            </w:r>
+            <w:r>
+              <w:rPr>
+                <w:highlight w:val="yellow"/>
+              </w:rPr>
+              <w:t>patient information</w:t>
             </w:r>
           </w:p>
         </w:tc>
@@ -814,7 +841,13 @@
           </w:tcPr>
           <w:p>
             <w:r>
-              <w:t>The clinic has limited visibility of practitioner availability and difficulty finding patient records</w:t>
+              <w:t xml:space="preserve">The clinic has limited visibility of practitioner availability and difficulty finding </w:t>
+            </w:r>
+            <w:r>
+              <w:rPr>
+                <w:highlight w:val="yellow"/>
+              </w:rPr>
+              <w:t>patient records</w:t>
             </w:r>
           </w:p>
         </w:tc>
@@ -836,7 +869,16 @@
           </w:tcPr>
           <w:p>
             <w:r>
-              <w:t>Need to create, reschedule, cancel and manage appointments</w:t>
+              <w:t xml:space="preserve">Need to </w:t>
+            </w:r>
+            <w:r>
+              <w:rPr>
+                <w:highlight w:val="green"/>
+              </w:rPr>
+              <w:t>create, reschedule, cancel and manage</w:t>
+            </w:r>
+            <w:r>
+              <w:t xml:space="preserve"> appointments</w:t>
             </w:r>
           </w:p>
         </w:tc>
@@ -868,7 +910,16 @@
           </w:tcPr>
           <w:p>
             <w:r>
-              <w:t>Need to maintain and support the system</w:t>
+              <w:t xml:space="preserve">Need to </w:t>
+            </w:r>
+            <w:r>
+              <w:rPr>
+                <w:highlight w:val="green"/>
+              </w:rPr>
+              <w:t>maintain</w:t>
+            </w:r>
+            <w:r>
+              <w:t xml:space="preserve"> and support the system</w:t>
             </w:r>
           </w:p>
         </w:tc>
@@ -948,22 +999,64 @@
     </w:p>
     <w:p>
       <w:r>
-        <w:t>FR-04: The system shall allow practitioners to search for patient records.</w:t>
+        <w:t xml:space="preserve">FR-04: The system shall allow practitioners to </w:t>
+      </w:r>
+      <w:r>
+        <w:rPr>
+          <w:highlight w:val="green"/>
+        </w:rPr>
+        <w:t>search</w:t>
+      </w:r>
+      <w:r>
+        <w:t xml:space="preserve"> for </w:t>
+      </w:r>
+      <w:r>
+        <w:t>patient records.</w:t>
       </w:r>
     </w:p>
     <w:p>
       <w:r>
-        <w:t>FR-05: The system should detect duplicate appointment bookings.</w:t>
+        <w:t xml:space="preserve">FR-05: The system should </w:t>
+      </w:r>
+      <w:r>
+        <w:rPr>
+          <w:highlight w:val="green"/>
+        </w:rPr>
+        <w:t>detect</w:t>
+      </w:r>
+      <w:r>
+        <w:t xml:space="preserve"> duplicate appointment bookings.</w:t>
       </w:r>
     </w:p>
     <w:p>
       <w:r>
-        <w:t>FR-06: The system shall maintain appointment history</w:t>
+        <w:t xml:space="preserve">FR-06: The system shall maintain </w:t>
+      </w:r>
+      <w:r>
+        <w:rPr>
+          <w:highlight w:val="yellow"/>
+        </w:rPr>
+        <w:t>appointment history</w:t>
       </w:r>
     </w:p>
     <w:p>
       <w:r>
-        <w:t>FR-07: The system shall allow users to view practitioner availability</w:t>
+        <w:t xml:space="preserve">FR-07: The system shall allow users to </w:t>
+      </w:r>
+      <w:r>
+        <w:rPr>
+          <w:highlight w:val="green"/>
+        </w:rPr>
+        <w:t>view</w:t>
+      </w:r>
+      <w:r>
+        <w:t xml:space="preserve"> </w:t>
+      </w:r>
+      <w:r>
+        <w:rPr>
+          <w:highlight w:val="yellow"/>
+        </w:rPr>
+        <w:t>practitioner availability</w:t>
       </w:r>
     </w:p>
     <w:p>
@@ -973,7 +1066,16 @@
     </w:p>
     <w:p>
       <w:r>
-        <w:t>FR-09: The system shall allow users to see status of appointments</w:t>
+        <w:t xml:space="preserve">FR-09: The system shall allow users to </w:t>
+      </w:r>
+      <w:r>
+        <w:rPr>
+          <w:highlight w:val="green"/>
+        </w:rPr>
+        <w:t>see</w:t>
+      </w:r>
+      <w:r>
+        <w:t xml:space="preserve"> status of appointments</w:t>
       </w:r>
     </w:p>
     <w:p>
@@ -986,12 +1088,27 @@
     </w:p>
     <w:p>
       <w:r>
-        <w:t>NFR-01: Reliability – the system shall save appointments changes without losing any appointment information</w:t>
+        <w:t xml:space="preserve">NFR-01: Reliability – the system shall </w:t>
+      </w:r>
+      <w:r>
+        <w:rPr>
+          <w:highlight w:val="green"/>
+        </w:rPr>
+        <w:t>save</w:t>
+      </w:r>
+      <w:r>
+        <w:t xml:space="preserve"> appointments changes without losing any appointment information</w:t>
       </w:r>
     </w:p>
     <w:p>
       <w:r>
-        <w:t>NFR-02: Maintainability – the system shall be structured so that functions can be updated without needing any major changes to unrelated parts of the program</w:t>
+        <w:t>NFR-02: Maintainability – the system shall be structured so that functions can be up</w:t>
+      </w:r>
+      <w:r>
+        <w:t>date</w:t>
+      </w:r>
+      <w:r>
+        <w:t>d without needing any major changes to unrelated parts of the program</w:t>
       </w:r>
     </w:p>
     <w:p>
@@ -1001,7 +1118,16 @@
     </w:p>
     <w:p>
       <w:r>
-        <w:t>NFR-04: Data Integrity – the system shall prevent duplicate or invalid appointment information from being stored</w:t>
+        <w:t xml:space="preserve">NFR-04: Data Integrity – the system shall </w:t>
+      </w:r>
+      <w:r>
+        <w:rPr>
+          <w:highlight w:val="green"/>
+        </w:rPr>
+        <w:t>prevent</w:t>
+      </w:r>
+      <w:r>
+        <w:t xml:space="preserve"> duplicate or invalid appointment information from being stored</w:t>
       </w:r>
     </w:p>
     <w:p>
@@ -1019,42 +1145,27 @@
     </w:p>
     <w:p>
       <w:r>
-        <w:t xml:space="preserve">US-01: </w:t>
-      </w:r>
-      <w:r>
-        <w:t>As front desk staff, I want to create appointments, so that patients can be booked with practitioners at available times.</w:t>
+        <w:t>US-01: As front desk staff, I want to create appointments, so that patients can be booked with practitioners at available times.</w:t>
       </w:r>
     </w:p>
     <w:p>
       <w:r>
-        <w:t xml:space="preserve">US-02: </w:t>
-      </w:r>
-      <w:r>
-        <w:t>As a practitioner, I want to search for patient records, so that I can find relevant patient information quickly.</w:t>
+        <w:t>US-02: As a practitioner, I want to search for patient records, so that I can find relevant patient information quickly.</w:t>
       </w:r>
     </w:p>
     <w:p>
       <w:r>
-        <w:t xml:space="preserve">US-03: </w:t>
-      </w:r>
-      <w:r>
-        <w:t>As front desk staff, I want to be warned about duplicate appointment bookings, so that I can avoid scheduling issues.</w:t>
+        <w:t>US-03: As front desk staff, I want to be warned about duplicate appointment bookings, so that I can avoid scheduling issues.</w:t>
       </w:r>
     </w:p>
     <w:p>
       <w:r>
-        <w:t xml:space="preserve">US-04: </w:t>
-      </w:r>
-      <w:r>
-        <w:t>As a patient, I want to see the status of my appointment, so I know if my appointment has been confirmed, cancelled or changed.</w:t>
+        <w:t>US-04: As a patient, I want to see the status of my appointment, so I know if my appointment has been confirmed, cancelled or changed.</w:t>
       </w:r>
     </w:p>
     <w:p>
       <w:r>
-        <w:t xml:space="preserve">US-05: </w:t>
-      </w:r>
-      <w:r>
-        <w:t>As a front desk staff, I want to see practitioner availability, so that I can book patients into suitable appointment times.</w:t>
+        <w:t>US-05: As a front desk staff, I want to see practitioner availability, so that I can book patients into suitable appointment times.</w:t>
       </w:r>
     </w:p>
     <w:p>
@@ -1127,7 +1238,16 @@
         <w:t xml:space="preserve">THEN </w:t>
       </w:r>
       <w:r>
-        <w:t>the system displays the matching patient information</w:t>
+        <w:t xml:space="preserve">the system </w:t>
+      </w:r>
+      <w:r>
+        <w:rPr>
+          <w:highlight w:val="green"/>
+        </w:rPr>
+        <w:t>display</w:t>
+      </w:r>
+      <w:r>
+        <w:t>s the matching patient information</w:t>
       </w:r>
     </w:p>
     <w:p>
@@ -1149,7 +1269,34 @@
         <w:t xml:space="preserve">THEN </w:t>
       </w:r>
       <w:r>
-        <w:t>the system rejects the booking and warns user</w:t>
+        <w:t xml:space="preserve">the system </w:t>
+      </w:r>
+      <w:r>
+        <w:rPr>
+          <w:highlight w:val="green"/>
+        </w:rPr>
+        <w:t>rejects</w:t>
+      </w:r>
+      <w:r>
+        <w:t xml:space="preserve"> the </w:t>
+      </w:r>
+      <w:r>
+        <w:rPr>
+          <w:highlight w:val="yellow"/>
+        </w:rPr>
+        <w:t>booking</w:t>
+      </w:r>
+      <w:r>
+        <w:t xml:space="preserve"> and </w:t>
+      </w:r>
+      <w:r>
+        <w:rPr>
+          <w:highlight w:val="green"/>
+        </w:rPr>
+        <w:t>warns</w:t>
+      </w:r>
+      <w:r>
+        <w:t xml:space="preserve"> user</w:t>
       </w:r>
     </w:p>
     <w:p>
@@ -1209,10 +1356,7 @@
         </w:numPr>
       </w:pPr>
       <w:r>
-        <w:t>Assumption</w:t>
-      </w:r>
-      <w:r>
-        <w:t>: A duplicate booking means the same practitioner is booked at the same time</w:t>
+        <w:t>Assumption: A duplicate booking means the same practitioner is booked at the same time</w:t>
       </w:r>
     </w:p>
     <w:p>
@@ -1232,10 +1376,7 @@
         </w:numPr>
       </w:pPr>
       <w:r>
-        <w:t>Assumption</w:t>
-      </w:r>
-      <w:r>
-        <w:t>: Appointments will have defined status</w:t>
+        <w:t>Assumption: Appointments will have defined status</w:t>
       </w:r>
     </w:p>
     <w:p>
@@ -1255,10 +1396,7 @@
         </w:numPr>
       </w:pPr>
       <w:r>
-        <w:t>Assumption</w:t>
-      </w:r>
-      <w:r>
-        <w:t>: The system will keep a history of previous appointments</w:t>
+        <w:t>Assumption: The system will keep a history of previous appointments</w:t>
       </w:r>
     </w:p>
     <w:p>
@@ -1278,10 +1416,7 @@
         </w:numPr>
       </w:pPr>
       <w:r>
-        <w:t>Assumption</w:t>
-      </w:r>
-      <w:r>
-        <w:t xml:space="preserve">: Practitioner records will include information needed to </w:t>
+        <w:t xml:space="preserve">Assumption: Practitioner records will include information needed to </w:t>
       </w:r>
       <w:r>
         <w:t>help manage availability and appointments.</w:t>
